--- a/Reportes/FC_GarantiaA_OP310.docx
+++ b/Reportes/FC_GarantiaA_OP310.docx
@@ -195,7 +195,33 @@
           <w:sz w:val="15"/>
           <w:szCs w:val="24"/>
         </w:rPr>
-        <w:t>{custom.NumeroFianza}</w:t>
+        <w:t>{</w:t>
+      </w:r>
+      <w:proofErr w:type="spellStart"/>
+      <w:proofErr w:type="gramStart"/>
+      <w:r>
+        <w:rPr>
+          <w:rFonts w:ascii="Arial" w:eastAsia="Times New Roman" w:hAnsi="Arial" w:cs="Arial"/>
+          <w:b/>
+          <w:color w:val="000000"/>
+          <w:kern w:val="2"/>
+          <w:sz w:val="15"/>
+          <w:szCs w:val="24"/>
+        </w:rPr>
+        <w:t>custom.NumeroFianza</w:t>
+      </w:r>
+      <w:proofErr w:type="spellEnd"/>
+      <w:proofErr w:type="gramEnd"/>
+      <w:r>
+        <w:rPr>
+          <w:rFonts w:ascii="Arial" w:eastAsia="Times New Roman" w:hAnsi="Arial" w:cs="Arial"/>
+          <w:b/>
+          <w:color w:val="000000"/>
+          <w:kern w:val="2"/>
+          <w:sz w:val="15"/>
+          <w:szCs w:val="24"/>
+        </w:rPr>
+        <w:t>}</w:t>
       </w:r>
     </w:p>
     <w:p>
@@ -420,7 +446,33 @@
           <w:sz w:val="15"/>
           <w:szCs w:val="24"/>
         </w:rPr>
-        <w:t>{custom.Tenedor}</w:t>
+        <w:t>{</w:t>
+      </w:r>
+      <w:proofErr w:type="spellStart"/>
+      <w:proofErr w:type="gramStart"/>
+      <w:r>
+        <w:rPr>
+          <w:rFonts w:ascii="Arial" w:eastAsia="Times New Roman" w:hAnsi="Arial" w:cs="Arial"/>
+          <w:b/>
+          <w:color w:val="000000"/>
+          <w:kern w:val="2"/>
+          <w:sz w:val="15"/>
+          <w:szCs w:val="24"/>
+        </w:rPr>
+        <w:t>custom.Tenedor</w:t>
+      </w:r>
+      <w:proofErr w:type="spellEnd"/>
+      <w:proofErr w:type="gramEnd"/>
+      <w:r>
+        <w:rPr>
+          <w:rFonts w:ascii="Arial" w:eastAsia="Times New Roman" w:hAnsi="Arial" w:cs="Arial"/>
+          <w:b/>
+          <w:color w:val="000000"/>
+          <w:kern w:val="2"/>
+          <w:sz w:val="15"/>
+          <w:szCs w:val="24"/>
+        </w:rPr>
+        <w:t>}</w:t>
       </w:r>
     </w:p>
     <w:p>
@@ -511,7 +563,33 @@
           <w:sz w:val="15"/>
           <w:szCs w:val="24"/>
         </w:rPr>
-        <w:t>{custom.SumaTextoTotal}</w:t>
+        <w:t>{</w:t>
+      </w:r>
+      <w:proofErr w:type="spellStart"/>
+      <w:proofErr w:type="gramStart"/>
+      <w:r>
+        <w:rPr>
+          <w:rFonts w:ascii="Arial" w:eastAsia="Times New Roman" w:hAnsi="Arial" w:cs="Arial"/>
+          <w:b/>
+          <w:color w:val="000000"/>
+          <w:kern w:val="2"/>
+          <w:sz w:val="15"/>
+          <w:szCs w:val="24"/>
+        </w:rPr>
+        <w:t>custom.SumaTextoTotal</w:t>
+      </w:r>
+      <w:proofErr w:type="spellEnd"/>
+      <w:proofErr w:type="gramEnd"/>
+      <w:r>
+        <w:rPr>
+          <w:rFonts w:ascii="Arial" w:eastAsia="Times New Roman" w:hAnsi="Arial" w:cs="Arial"/>
+          <w:b/>
+          <w:color w:val="000000"/>
+          <w:kern w:val="2"/>
+          <w:sz w:val="15"/>
+          <w:szCs w:val="24"/>
+        </w:rPr>
+        <w:t>}</w:t>
       </w:r>
     </w:p>
     <w:p>
@@ -565,7 +643,33 @@
           <w:sz w:val="15"/>
           <w:szCs w:val="24"/>
         </w:rPr>
-        <w:t>{custom.AFavor}</w:t>
+        <w:t>{</w:t>
+      </w:r>
+      <w:proofErr w:type="spellStart"/>
+      <w:proofErr w:type="gramStart"/>
+      <w:r>
+        <w:rPr>
+          <w:rFonts w:ascii="Arial" w:eastAsia="Times New Roman" w:hAnsi="Arial" w:cs="Arial"/>
+          <w:b/>
+          <w:color w:val="000000"/>
+          <w:kern w:val="2"/>
+          <w:sz w:val="15"/>
+          <w:szCs w:val="24"/>
+        </w:rPr>
+        <w:t>custom.AFavor</w:t>
+      </w:r>
+      <w:proofErr w:type="spellEnd"/>
+      <w:proofErr w:type="gramEnd"/>
+      <w:r>
+        <w:rPr>
+          <w:rFonts w:ascii="Arial" w:eastAsia="Times New Roman" w:hAnsi="Arial" w:cs="Arial"/>
+          <w:b/>
+          <w:color w:val="000000"/>
+          <w:kern w:val="2"/>
+          <w:sz w:val="15"/>
+          <w:szCs w:val="24"/>
+        </w:rPr>
+        <w:t>}</w:t>
       </w:r>
     </w:p>
     <w:p>
@@ -640,7 +744,35 @@
           <w:sz w:val="15"/>
           <w:szCs w:val="24"/>
         </w:rPr>
-        <w:t>{custom.NumeroContrato}</w:t>
+        <w:t>{</w:t>
+      </w:r>
+      <w:proofErr w:type="spellStart"/>
+      <w:proofErr w:type="gramStart"/>
+      <w:r>
+        <w:rPr>
+          <w:rFonts w:ascii="Arial" w:eastAsia="Times New Roman" w:hAnsi="Arial" w:cs="Arial"/>
+          <w:b/>
+          <w:bCs/>
+          <w:color w:val="000000"/>
+          <w:kern w:val="2"/>
+          <w:sz w:val="15"/>
+          <w:szCs w:val="24"/>
+        </w:rPr>
+        <w:t>custom.NumeroContrato</w:t>
+      </w:r>
+      <w:proofErr w:type="spellEnd"/>
+      <w:proofErr w:type="gramEnd"/>
+      <w:r>
+        <w:rPr>
+          <w:rFonts w:ascii="Arial" w:eastAsia="Times New Roman" w:hAnsi="Arial" w:cs="Arial"/>
+          <w:b/>
+          <w:bCs/>
+          <w:color w:val="000000"/>
+          <w:kern w:val="2"/>
+          <w:sz w:val="15"/>
+          <w:szCs w:val="24"/>
+        </w:rPr>
+        <w:t>}</w:t>
       </w:r>
     </w:p>
     <w:p>
@@ -712,7 +844,33 @@
           <w:sz w:val="15"/>
           <w:szCs w:val="24"/>
         </w:rPr>
-        <w:t>{custom.DesdeTexto}</w:t>
+        <w:t>{</w:t>
+      </w:r>
+      <w:proofErr w:type="spellStart"/>
+      <w:proofErr w:type="gramStart"/>
+      <w:r>
+        <w:rPr>
+          <w:rFonts w:ascii="Arial" w:eastAsia="Times New Roman" w:hAnsi="Arial" w:cs="Arial"/>
+          <w:b/>
+          <w:color w:val="000000"/>
+          <w:kern w:val="2"/>
+          <w:sz w:val="15"/>
+          <w:szCs w:val="24"/>
+        </w:rPr>
+        <w:t>custom.DesdeTexto</w:t>
+      </w:r>
+      <w:proofErr w:type="spellEnd"/>
+      <w:proofErr w:type="gramEnd"/>
+      <w:r>
+        <w:rPr>
+          <w:rFonts w:ascii="Arial" w:eastAsia="Times New Roman" w:hAnsi="Arial" w:cs="Arial"/>
+          <w:b/>
+          <w:color w:val="000000"/>
+          <w:kern w:val="2"/>
+          <w:sz w:val="15"/>
+          <w:szCs w:val="24"/>
+        </w:rPr>
+        <w:t>}</w:t>
       </w:r>
     </w:p>
     <w:p>
@@ -745,18 +903,66 @@
           <w:sz w:val="15"/>
           <w:szCs w:val="24"/>
         </w:rPr>
-        <w:t>EL REINTEGRO DE LA SUMA DE B/.(</w:t>
-      </w:r>
-      <w:r>
-        <w:rPr>
-          <w:rFonts w:ascii="Arial" w:eastAsia="Times New Roman" w:hAnsi="Arial" w:cs="Arial"/>
-          <w:b/>
-          <w:color w:val="000000"/>
-          <w:kern w:val="2"/>
-          <w:sz w:val="15"/>
-          <w:szCs w:val="24"/>
-        </w:rPr>
-        <w:t>{custom.SumaTexto}</w:t>
+        <w:t>EL REINTEGRO DE LA SUMA DE B</w:t>
+      </w:r>
+      <w:proofErr w:type="gramStart"/>
+      <w:r>
+        <w:rPr>
+          <w:rFonts w:ascii="Arial" w:eastAsia="Times New Roman" w:hAnsi="Arial" w:cs="Arial"/>
+          <w:b/>
+          <w:color w:val="000000"/>
+          <w:kern w:val="2"/>
+          <w:sz w:val="15"/>
+          <w:szCs w:val="24"/>
+        </w:rPr>
+        <w:t>/.(</w:t>
+      </w:r>
+      <w:proofErr w:type="gramEnd"/>
+      <w:r>
+        <w:rPr>
+          <w:rFonts w:ascii="Arial" w:eastAsia="Times New Roman" w:hAnsi="Arial" w:cs="Arial"/>
+          <w:b/>
+          <w:color w:val="000000"/>
+          <w:kern w:val="2"/>
+          <w:sz w:val="15"/>
+          <w:szCs w:val="24"/>
+        </w:rPr>
+        <w:t>{</w:t>
+      </w:r>
+      <w:proofErr w:type="spellStart"/>
+      <w:r>
+        <w:rPr>
+          <w:rFonts w:ascii="Arial" w:eastAsia="Times New Roman" w:hAnsi="Arial" w:cs="Arial"/>
+          <w:b/>
+          <w:color w:val="000000"/>
+          <w:kern w:val="2"/>
+          <w:sz w:val="15"/>
+          <w:szCs w:val="24"/>
+        </w:rPr>
+        <w:t>custom.Suma</w:t>
+      </w:r>
+      <w:r>
+        <w:rPr>
+          <w:rFonts w:ascii="Arial" w:eastAsia="Times New Roman" w:hAnsi="Arial" w:cs="Arial"/>
+          <w:b/>
+          <w:color w:val="000000"/>
+          <w:kern w:val="2"/>
+          <w:sz w:val="15"/>
+          <w:szCs w:val="24"/>
+        </w:rPr>
+        <w:t>Letras</w:t>
+      </w:r>
+      <w:proofErr w:type="spellEnd"/>
+      <w:r>
+        <w:rPr>
+          <w:rFonts w:ascii="Arial" w:eastAsia="Times New Roman" w:hAnsi="Arial" w:cs="Arial"/>
+          <w:b/>
+          <w:color w:val="000000"/>
+          <w:kern w:val="2"/>
+          <w:sz w:val="15"/>
+          <w:szCs w:val="24"/>
+        </w:rPr>
+        <w:t>}</w:t>
       </w:r>
       <w:r>
         <w:rPr>
@@ -1060,7 +1266,33 @@
           <w:sz w:val="17"/>
           <w:szCs w:val="24"/>
         </w:rPr>
-        <w:t>{custom.Tenedor}</w:t>
+        <w:t>{</w:t>
+      </w:r>
+      <w:proofErr w:type="spellStart"/>
+      <w:proofErr w:type="gramStart"/>
+      <w:r>
+        <w:rPr>
+          <w:rFonts w:ascii="Arial" w:eastAsia="Times New Roman" w:hAnsi="Arial" w:cs="Arial"/>
+          <w:b/>
+          <w:color w:val="000000"/>
+          <w:kern w:val="2"/>
+          <w:sz w:val="17"/>
+          <w:szCs w:val="24"/>
+        </w:rPr>
+        <w:t>custom.Tenedor</w:t>
+      </w:r>
+      <w:proofErr w:type="spellEnd"/>
+      <w:proofErr w:type="gramEnd"/>
+      <w:r>
+        <w:rPr>
+          <w:rFonts w:ascii="Arial" w:eastAsia="Times New Roman" w:hAnsi="Arial" w:cs="Arial"/>
+          <w:b/>
+          <w:color w:val="000000"/>
+          <w:kern w:val="2"/>
+          <w:sz w:val="17"/>
+          <w:szCs w:val="24"/>
+        </w:rPr>
+        <w:t>}</w:t>
       </w:r>
     </w:p>
     <w:p>
@@ -1255,7 +1487,29 @@
           <w:sz w:val="13"/>
           <w:szCs w:val="24"/>
         </w:rPr>
-        <w:t>: Esta fianza estará vigente durante todo el período de vigencia del CONTRATO PRINCIPAL, incluyendo su liquidación y hasta por un término adicional de treinta (30) días calendario posteriores al vencimiento del mismo, o hasta cuando se haya efectuado el total reintegro de la suma anticipada a LA ENTIDAD ESTATAL BENEFICIARIA, por razón de la presente fianza.</w:t>
+        <w:t xml:space="preserve">: Esta fianza estará vigente durante todo el período de vigencia del CONTRATO PRINCIPAL, incluyendo su liquidación y hasta por un término adicional de treinta (30) días calendario posteriores al vencimiento </w:t>
+      </w:r>
+      <w:proofErr w:type="gramStart"/>
+      <w:r>
+        <w:rPr>
+          <w:rFonts w:ascii="Arial" w:eastAsia="Times New Roman" w:hAnsi="Arial" w:cs="Arial"/>
+          <w:color w:val="000000"/>
+          <w:kern w:val="2"/>
+          <w:sz w:val="13"/>
+          <w:szCs w:val="24"/>
+        </w:rPr>
+        <w:t>del mismo</w:t>
+      </w:r>
+      <w:proofErr w:type="gramEnd"/>
+      <w:r>
+        <w:rPr>
+          <w:rFonts w:ascii="Arial" w:eastAsia="Times New Roman" w:hAnsi="Arial" w:cs="Arial"/>
+          <w:color w:val="000000"/>
+          <w:kern w:val="2"/>
+          <w:sz w:val="13"/>
+          <w:szCs w:val="24"/>
+        </w:rPr>
+        <w:t>, o hasta cuando se haya efectuado el total reintegro de la suma anticipada a LA ENTIDAD ESTATAL BENEFICIARIA, por razón de la presente fianza.</w:t>
       </w:r>
     </w:p>
     <w:p>
@@ -2083,7 +2337,29 @@
           <w:sz w:val="13"/>
           <w:szCs w:val="24"/>
         </w:rPr>
-        <w:t>Cualquier acción legal, ya sea judicial o extrajudicial que inicie LA ENTIDAD OFICIAL debe entablarse contra EL CONTRATISTA conjuntamente con LA FIADORA y la petición deberá solicitar en todo caso la condena de EL CONTRATISTA y LA FIADORA.</w:t>
+        <w:t xml:space="preserve">Cualquier acción legal, ya sea judicial o extrajudicial que inicie LA ENTIDAD OFICIAL debe entablarse contra EL CONTRATISTA </w:t>
+      </w:r>
+      <w:proofErr w:type="gramStart"/>
+      <w:r>
+        <w:rPr>
+          <w:rFonts w:ascii="Arial" w:eastAsia="Times New Roman" w:hAnsi="Arial" w:cs="Arial"/>
+          <w:color w:val="000000"/>
+          <w:kern w:val="2"/>
+          <w:sz w:val="13"/>
+          <w:szCs w:val="24"/>
+        </w:rPr>
+        <w:t>conjuntamente con</w:t>
+      </w:r>
+      <w:proofErr w:type="gramEnd"/>
+      <w:r>
+        <w:rPr>
+          <w:rFonts w:ascii="Arial" w:eastAsia="Times New Roman" w:hAnsi="Arial" w:cs="Arial"/>
+          <w:color w:val="000000"/>
+          <w:kern w:val="2"/>
+          <w:sz w:val="13"/>
+          <w:szCs w:val="24"/>
+        </w:rPr>
+        <w:t xml:space="preserve"> LA FIADORA y la petición deberá solicitar en todo caso la condena de EL CONTRATISTA y LA FIADORA.</w:t>
       </w:r>
     </w:p>
     <w:p>
@@ -2205,7 +2481,31 @@
           <w:sz w:val="13"/>
           <w:szCs w:val="24"/>
         </w:rPr>
-        <w:t>{custom.FechaActualTextoMin}</w:t>
+        <w:t>{</w:t>
+      </w:r>
+      <w:proofErr w:type="spellStart"/>
+      <w:proofErr w:type="gramStart"/>
+      <w:r>
+        <w:rPr>
+          <w:rFonts w:ascii="Arial" w:eastAsia="Times New Roman" w:hAnsi="Arial" w:cs="Arial"/>
+          <w:color w:val="000000"/>
+          <w:kern w:val="2"/>
+          <w:sz w:val="13"/>
+          <w:szCs w:val="24"/>
+        </w:rPr>
+        <w:t>custom.FechaActualTextoMin</w:t>
+      </w:r>
+      <w:proofErr w:type="spellEnd"/>
+      <w:proofErr w:type="gramEnd"/>
+      <w:r>
+        <w:rPr>
+          <w:rFonts w:ascii="Arial" w:eastAsia="Times New Roman" w:hAnsi="Arial" w:cs="Arial"/>
+          <w:color w:val="000000"/>
+          <w:kern w:val="2"/>
+          <w:sz w:val="13"/>
+          <w:szCs w:val="24"/>
+        </w:rPr>
+        <w:t>}</w:t>
       </w:r>
       <w:r>
         <w:rPr>
